--- a/说明.docx
+++ b/说明.docx
@@ -6,16 +6,20 @@
       <w:pPr>
         <w:rPr>
           <w:rFonts w:hint="default" w:eastAsiaTheme="minorEastAsia"/>
-          <w:sz w:val="18"/>
-          <w:szCs w:val="18"/>
+          <w:b/>
+          <w:bCs/>
+          <w:sz w:val="21"/>
+          <w:szCs w:val="21"/>
           <w:lang w:val="en-US" w:eastAsia="zh-CN"/>
         </w:rPr>
       </w:pPr>
       <w:r>
         <w:rPr>
           <w:rFonts w:hint="eastAsia"/>
-          <w:sz w:val="18"/>
-          <w:szCs w:val="18"/>
+          <w:b/>
+          <w:bCs/>
+          <w:sz w:val="21"/>
+          <w:szCs w:val="21"/>
           <w:lang w:val="en-US" w:eastAsia="zh-CN"/>
         </w:rPr>
         <w:t>议题一</w:t>
@@ -25,15 +29,19 @@
       <w:pPr>
         <w:rPr>
           <w:rFonts w:hint="eastAsia"/>
-          <w:sz w:val="18"/>
-          <w:szCs w:val="18"/>
-        </w:rPr>
-      </w:pPr>
-      <w:r>
-        <w:rPr>
-          <w:rFonts w:hint="eastAsia"/>
-          <w:sz w:val="18"/>
-          <w:szCs w:val="18"/>
+          <w:b/>
+          <w:bCs/>
+          <w:sz w:val="21"/>
+          <w:szCs w:val="21"/>
+        </w:rPr>
+      </w:pPr>
+      <w:r>
+        <w:rPr>
+          <w:rFonts w:hint="eastAsia"/>
+          <w:b/>
+          <w:bCs/>
+          <w:sz w:val="21"/>
+          <w:szCs w:val="21"/>
         </w:rPr>
         <w:t>开发一个根据文本或图片生成 3D 模型的网页，要构建的 3D 模型只需要实现单个素材元素的生成，不需要到场景级别（例如能生成一匹马，而不需要一匹马在草原奔跑）。</w:t>
       </w:r>
@@ -42,24 +50,30 @@
       <w:pPr>
         <w:rPr>
           <w:rFonts w:hint="eastAsia"/>
-          <w:sz w:val="18"/>
-          <w:szCs w:val="18"/>
-        </w:rPr>
-      </w:pPr>
-    </w:p>
-    <w:p>
-      <w:pPr>
-        <w:rPr>
-          <w:rFonts w:hint="eastAsia"/>
-          <w:sz w:val="18"/>
-          <w:szCs w:val="18"/>
-        </w:rPr>
-      </w:pPr>
-      <w:r>
-        <w:rPr>
-          <w:rFonts w:hint="eastAsia"/>
-          <w:sz w:val="18"/>
-          <w:szCs w:val="18"/>
+          <w:b/>
+          <w:bCs/>
+          <w:sz w:val="21"/>
+          <w:szCs w:val="21"/>
+        </w:rPr>
+      </w:pPr>
+    </w:p>
+    <w:p>
+      <w:pPr>
+        <w:rPr>
+          <w:rFonts w:hint="eastAsia"/>
+          <w:b/>
+          <w:bCs/>
+          <w:sz w:val="21"/>
+          <w:szCs w:val="21"/>
+        </w:rPr>
+      </w:pPr>
+      <w:r>
+        <w:rPr>
+          <w:rFonts w:hint="eastAsia"/>
+          <w:b/>
+          <w:bCs/>
+          <w:sz w:val="21"/>
+          <w:szCs w:val="21"/>
         </w:rPr>
         <w:t>请回答：</w:t>
       </w:r>
@@ -68,15 +82,19 @@
       <w:pPr>
         <w:rPr>
           <w:rFonts w:hint="eastAsia"/>
-          <w:sz w:val="18"/>
-          <w:szCs w:val="18"/>
-        </w:rPr>
-      </w:pPr>
-      <w:r>
-        <w:rPr>
-          <w:rFonts w:hint="eastAsia"/>
-          <w:sz w:val="18"/>
-          <w:szCs w:val="18"/>
+          <w:b/>
+          <w:bCs/>
+          <w:sz w:val="21"/>
+          <w:szCs w:val="21"/>
+        </w:rPr>
+      </w:pPr>
+      <w:r>
+        <w:rPr>
+          <w:rFonts w:hint="eastAsia"/>
+          <w:b/>
+          <w:bCs/>
+          <w:sz w:val="21"/>
+          <w:szCs w:val="21"/>
         </w:rPr>
         <w:t>1.你计划将这个网页面向什么类型的用户？这些类型的用户他们面临什么样的痛点，你设想的用户故事是什么样呢？</w:t>
       </w:r>
@@ -85,15 +103,19 @@
       <w:pPr>
         <w:rPr>
           <w:rFonts w:hint="eastAsia"/>
-          <w:sz w:val="18"/>
-          <w:szCs w:val="18"/>
-        </w:rPr>
-      </w:pPr>
-      <w:r>
-        <w:rPr>
-          <w:rFonts w:hint="eastAsia"/>
-          <w:sz w:val="18"/>
-          <w:szCs w:val="18"/>
+          <w:b/>
+          <w:bCs/>
+          <w:sz w:val="21"/>
+          <w:szCs w:val="21"/>
+        </w:rPr>
+      </w:pPr>
+      <w:r>
+        <w:rPr>
+          <w:rFonts w:hint="eastAsia"/>
+          <w:b/>
+          <w:bCs/>
+          <w:sz w:val="21"/>
+          <w:szCs w:val="21"/>
         </w:rPr>
         <w:t>2.你认为这个网页需要哪些功能？这些功能各自的优先级是什么？你计划本次开发哪些功能？</w:t>
       </w:r>
@@ -102,74 +124,217 @@
       <w:pPr>
         <w:rPr>
           <w:rFonts w:hint="eastAsia"/>
-          <w:sz w:val="18"/>
-          <w:szCs w:val="18"/>
-        </w:rPr>
-      </w:pPr>
-      <w:r>
-        <w:rPr>
-          <w:rFonts w:hint="eastAsia"/>
-          <w:sz w:val="18"/>
-          <w:szCs w:val="18"/>
-        </w:rPr>
-        <w:t>3.你计划采纳哪家公司提供的 3D 模型生成 API？你对比了哪些</w:t>
-      </w:r>
+          <w:b/>
+          <w:bCs/>
+          <w:sz w:val="21"/>
+          <w:szCs w:val="21"/>
+        </w:rPr>
+      </w:pPr>
+      <w:r>
+        <w:rPr>
+          <w:rFonts w:hint="eastAsia"/>
+          <w:b/>
+          <w:bCs/>
+          <w:sz w:val="21"/>
+          <w:szCs w:val="21"/>
+        </w:rPr>
+        <w:t>3.你计划采纳哪家公司提供的 3D 模型生成 API？你对比了哪些公司的 API，你为什么选择用这家公司的 API？</w:t>
+      </w:r>
+    </w:p>
+    <w:p>
+      <w:pPr>
+        <w:ind w:firstLine="360" w:firstLineChars="200"/>
+        <w:rPr>
+          <w:rFonts w:hint="eastAsia" w:eastAsiaTheme="minorEastAsia"/>
+          <w:sz w:val="18"/>
+          <w:szCs w:val="18"/>
+          <w:lang w:eastAsia="zh-CN"/>
+        </w:rPr>
+      </w:pPr>
+      <w:r>
+        <w:rPr>
+          <w:rFonts w:hint="eastAsia"/>
+          <w:sz w:val="18"/>
+          <w:szCs w:val="18"/>
+        </w:rPr>
+        <w:t xml:space="preserve">我选择使用 Meshy </w:t>
+      </w:r>
+      <w:r>
+        <w:rPr>
+          <w:rFonts w:hint="eastAsia"/>
+          <w:sz w:val="18"/>
+          <w:szCs w:val="18"/>
+          <w:lang w:val="en-US" w:eastAsia="zh-CN"/>
+        </w:rPr>
+        <w:t>的</w:t>
+      </w:r>
+      <w:r>
+        <w:rPr>
+          <w:rFonts w:hint="eastAsia"/>
+          <w:sz w:val="18"/>
+          <w:szCs w:val="18"/>
+        </w:rPr>
+        <w:t>API</w:t>
+      </w:r>
+      <w:r>
+        <w:rPr>
+          <w:rFonts w:hint="eastAsia"/>
+          <w:sz w:val="18"/>
+          <w:szCs w:val="18"/>
+          <w:lang w:eastAsia="zh-CN"/>
+        </w:rPr>
+        <w:t>，</w:t>
+      </w:r>
+      <w:r>
+        <w:rPr>
+          <w:rFonts w:hint="eastAsia"/>
+          <w:sz w:val="18"/>
+          <w:szCs w:val="18"/>
+        </w:rPr>
+        <w:t>我对比了 Tripo、腾讯混元3D、Rodin、Meshy 和 Trellis 这几家主流服务商，基于以下几个方面的考虑：项目初期我使用过腾讯混元3D的服务，虽然其生成质量不错，但在模型格式支持上相对有限。相比之下，Meshy 提供了更全面的文件格式支持，包括 GLB、FBX、OBJ、USDZ 等多种格式，这使得生成的模型能够更好地适配不同的应用场景，无论是 Web 展示、游戏引擎还是 AR/VR 应用都能得到很好的支持。Meshy 提供了完整的 PBR（基于物理的渲染）贴图系统，包括基础色贴图、金属度贴图、法线贴图和粗糙度贴图。</w:t>
+      </w:r>
+      <w:r>
+        <w:rPr>
+          <w:rFonts w:hint="eastAsia"/>
+          <w:sz w:val="18"/>
+          <w:szCs w:val="18"/>
+          <w:lang w:val="en-US" w:eastAsia="zh-CN"/>
+        </w:rPr>
+        <w:t>另外</w:t>
+      </w:r>
+      <w:r>
+        <w:rPr>
+          <w:rFonts w:hint="eastAsia"/>
+          <w:sz w:val="18"/>
+          <w:szCs w:val="18"/>
+        </w:rPr>
+        <w:t>也有基于成本效益的考虑。Meshy 的计费模式更加灵活成本也更低一些，</w:t>
+      </w:r>
+      <w:r>
+        <w:rPr>
+          <w:rFonts w:hint="eastAsia"/>
+          <w:sz w:val="18"/>
+          <w:szCs w:val="18"/>
+          <w:lang w:val="en-US" w:eastAsia="zh-CN"/>
+        </w:rPr>
+        <w:t>而且</w:t>
+      </w:r>
+      <w:r>
+        <w:rPr>
+          <w:rFonts w:hint="eastAsia"/>
+          <w:sz w:val="18"/>
+          <w:szCs w:val="18"/>
+        </w:rPr>
+        <w:t>Meshy 提供了完善清晰的 API 文档。相比之下，Tripo虽然宣称生成速度快，但</w:t>
+      </w:r>
+      <w:r>
+        <w:rPr>
+          <w:rFonts w:hint="eastAsia"/>
+          <w:sz w:val="18"/>
+          <w:szCs w:val="18"/>
+          <w:lang w:val="en-US" w:eastAsia="zh-CN"/>
+        </w:rPr>
+        <w:t>我</w:t>
+      </w:r>
+      <w:r>
+        <w:rPr>
+          <w:rFonts w:hint="eastAsia"/>
+          <w:sz w:val="18"/>
+          <w:szCs w:val="18"/>
+        </w:rPr>
+        <w:t>实际测试</w:t>
+      </w:r>
+      <w:r>
+        <w:rPr>
+          <w:rFonts w:hint="eastAsia"/>
+          <w:sz w:val="18"/>
+          <w:szCs w:val="18"/>
+          <w:lang w:val="en-US" w:eastAsia="zh-CN"/>
+        </w:rPr>
+        <w:t>API</w:t>
+      </w:r>
+      <w:r>
+        <w:rPr>
+          <w:rFonts w:hint="eastAsia"/>
+          <w:sz w:val="18"/>
+          <w:szCs w:val="18"/>
+        </w:rPr>
+        <w:t>仍需要90秒左右</w:t>
+      </w:r>
+      <w:r>
+        <w:rPr>
+          <w:rFonts w:hint="eastAsia"/>
+          <w:sz w:val="18"/>
+          <w:szCs w:val="18"/>
+          <w:lang w:eastAsia="zh-CN"/>
+        </w:rPr>
+        <w:t>，</w:t>
+      </w:r>
+      <w:r>
+        <w:rPr>
+          <w:rFonts w:hint="eastAsia"/>
+          <w:sz w:val="18"/>
+          <w:szCs w:val="18"/>
+          <w:lang w:val="en-US" w:eastAsia="zh-CN"/>
+        </w:rPr>
+        <w:t>比起</w:t>
+      </w:r>
+      <w:r>
+        <w:rPr>
+          <w:rFonts w:hint="eastAsia"/>
+          <w:sz w:val="18"/>
+          <w:szCs w:val="18"/>
+        </w:rPr>
+        <w:t>Meshy</w:t>
+      </w:r>
+      <w:r>
+        <w:rPr>
+          <w:rFonts w:hint="eastAsia"/>
+          <w:sz w:val="18"/>
+          <w:szCs w:val="18"/>
+          <w:lang w:val="en-US" w:eastAsia="zh-CN"/>
+        </w:rPr>
+        <w:t>的话它不</w:t>
+      </w:r>
+      <w:r>
+        <w:rPr>
+          <w:rFonts w:hint="eastAsia"/>
+          <w:sz w:val="18"/>
+          <w:szCs w:val="18"/>
+        </w:rPr>
+        <w:t>支持 USDZ 格式。Trellis需要自行部署且对硬件要求较高。Rodin的服务刚推出不久，生态系统还不够完善。</w:t>
+      </w:r>
+    </w:p>
+    <w:p>
+      <w:pPr>
+        <w:rPr>
+          <w:rFonts w:hint="eastAsia"/>
+          <w:b/>
+          <w:bCs/>
+          <w:sz w:val="21"/>
+          <w:szCs w:val="21"/>
+        </w:rPr>
+      </w:pPr>
       <w:bookmarkStart w:id="0" w:name="_GoBack"/>
       <w:bookmarkEnd w:id="0"/>
-      <w:r>
-        <w:rPr>
-          <w:rFonts w:hint="eastAsia"/>
-          <w:sz w:val="18"/>
-          <w:szCs w:val="18"/>
-        </w:rPr>
-        <w:t>公司的 API，你为什么选择用这家公司的 API？</w:t>
-      </w:r>
-    </w:p>
-    <w:p>
-      <w:pPr>
-        <w:widowControl w:val="0"/>
-        <w:jc w:val="both"/>
-        <w:rPr>
-          <w:rFonts w:hint="eastAsia" w:asciiTheme="minorHAnsi" w:hAnsiTheme="minorHAnsi" w:eastAsiaTheme="minorEastAsia" w:cstheme="minorBidi"/>
-          <w:kern w:val="2"/>
-          <w:sz w:val="21"/>
-          <w:szCs w:val="24"/>
-          <w:lang w:val="en-US" w:eastAsia="zh-CN" w:bidi="ar-SA"/>
-        </w:rPr>
-      </w:pPr>
-      <w:r>
-        <w:rPr>
-          <w:rFonts w:hint="eastAsia" w:asciiTheme="minorHAnsi" w:hAnsiTheme="minorHAnsi" w:eastAsiaTheme="minorEastAsia" w:cstheme="minorBidi"/>
-          <w:kern w:val="2"/>
-          <w:sz w:val="21"/>
-          <w:szCs w:val="24"/>
-          <w:lang w:val="en-US" w:eastAsia="zh-CN" w:bidi="ar-SA"/>
-        </w:rPr>
-        <w:t>Tripo、腾讯混元3D、Rodin、Meshy、Trellis这几个都提供了文生模型和图生模型的API服务</w:t>
-      </w:r>
-    </w:p>
-    <w:p>
-      <w:pPr>
-        <w:rPr>
-          <w:rFonts w:hint="eastAsia"/>
-          <w:sz w:val="18"/>
-          <w:szCs w:val="18"/>
-        </w:rPr>
-      </w:pPr>
-    </w:p>
-    <w:p>
-      <w:pPr>
-        <w:rPr>
-          <w:rFonts w:hint="eastAsia"/>
-          <w:sz w:val="18"/>
-          <w:szCs w:val="18"/>
-        </w:rPr>
-      </w:pPr>
-      <w:r>
-        <w:rPr>
-          <w:rFonts w:hint="eastAsia"/>
-          <w:sz w:val="18"/>
-          <w:szCs w:val="18"/>
+    </w:p>
+    <w:p>
+      <w:pPr>
+        <w:rPr>
+          <w:rFonts w:hint="eastAsia"/>
+          <w:b/>
+          <w:bCs/>
+          <w:sz w:val="21"/>
+          <w:szCs w:val="21"/>
+        </w:rPr>
+      </w:pPr>
+      <w:r>
+        <w:rPr>
+          <w:rFonts w:hint="eastAsia"/>
+          <w:b/>
+          <w:bCs/>
+          <w:sz w:val="21"/>
+          <w:szCs w:val="21"/>
         </w:rPr>
         <w:t>4.AI 应用和传统应用不同，它需要持续进行效果迭代。你会设置什么样的关键指标来作为验证 3D 模型生成效果的评估？你会设计一个什么样的系统来进行评估和改善，请描述评估系统的设计。</w:t>
       </w:r>
@@ -178,15 +343,19 @@
       <w:pPr>
         <w:rPr>
           <w:rFonts w:hint="eastAsia"/>
-          <w:sz w:val="18"/>
-          <w:szCs w:val="18"/>
-        </w:rPr>
-      </w:pPr>
-      <w:r>
-        <w:rPr>
-          <w:rFonts w:hint="eastAsia"/>
-          <w:sz w:val="18"/>
-          <w:szCs w:val="18"/>
+          <w:b/>
+          <w:bCs/>
+          <w:sz w:val="21"/>
+          <w:szCs w:val="21"/>
+        </w:rPr>
+      </w:pPr>
+      <w:r>
+        <w:rPr>
+          <w:rFonts w:hint="eastAsia"/>
+          <w:b/>
+          <w:bCs/>
+          <w:sz w:val="21"/>
+          <w:szCs w:val="21"/>
         </w:rPr>
         <w:t>5.有什么方式可以让我们减少对第三方 3D 模型生成 API的调用次数？请描述你认为各种可能的思路，并选择一种进行落地。</w:t>
       </w:r>
@@ -195,26 +364,30 @@
       <w:pPr>
         <w:rPr>
           <w:rFonts w:hint="eastAsia"/>
-          <w:sz w:val="18"/>
-          <w:szCs w:val="18"/>
-        </w:rPr>
-      </w:pPr>
-    </w:p>
-    <w:p>
-      <w:pPr>
-        <w:rPr>
-          <w:rFonts w:hint="eastAsia"/>
-          <w:sz w:val="18"/>
-          <w:szCs w:val="18"/>
-        </w:rPr>
-      </w:pPr>
-      <w:r>
-        <w:rPr>
-          <w:rFonts w:hint="eastAsia"/>
-          <w:b/>
-          <w:bCs/>
-          <w:sz w:val="18"/>
-          <w:szCs w:val="18"/>
+          <w:b/>
+          <w:bCs/>
+          <w:sz w:val="21"/>
+          <w:szCs w:val="21"/>
+        </w:rPr>
+      </w:pPr>
+    </w:p>
+    <w:p>
+      <w:pPr>
+        <w:rPr>
+          <w:rFonts w:hint="eastAsia"/>
+          <w:b/>
+          <w:bCs/>
+          <w:sz w:val="21"/>
+          <w:szCs w:val="21"/>
+        </w:rPr>
+      </w:pPr>
+      <w:r>
+        <w:rPr>
+          <w:rFonts w:hint="eastAsia"/>
+          <w:b/>
+          <w:bCs/>
+          <w:sz w:val="21"/>
+          <w:szCs w:val="21"/>
         </w:rPr>
         <w:t>请开发以上网页，包括效果评估系统以及模型调用频次优化功能。针对以上 1-5 点，请把你的思考整理成文档，作为作品的说明一并提交。</w:t>
       </w:r>
@@ -223,8 +396,10 @@
       <w:pPr>
         <w:rPr>
           <w:rFonts w:hint="eastAsia"/>
-          <w:sz w:val="18"/>
-          <w:szCs w:val="18"/>
+          <w:b/>
+          <w:bCs/>
+          <w:sz w:val="21"/>
+          <w:szCs w:val="21"/>
         </w:rPr>
       </w:pPr>
     </w:p>

--- a/说明.docx
+++ b/说明.docx
@@ -145,44 +145,43 @@
       <w:pPr>
         <w:ind w:firstLine="360" w:firstLineChars="200"/>
         <w:rPr>
-          <w:rFonts w:hint="eastAsia" w:eastAsiaTheme="minorEastAsia"/>
+          <w:rFonts w:hint="eastAsia"/>
+          <w:sz w:val="18"/>
+          <w:szCs w:val="18"/>
+        </w:rPr>
+      </w:pPr>
+      <w:r>
+        <w:rPr>
+          <w:rFonts w:hint="eastAsia"/>
+          <w:sz w:val="18"/>
+          <w:szCs w:val="18"/>
+        </w:rPr>
+        <w:t xml:space="preserve">我选择使用 Meshy </w:t>
+      </w:r>
+      <w:r>
+        <w:rPr>
+          <w:rFonts w:hint="eastAsia"/>
+          <w:sz w:val="18"/>
+          <w:szCs w:val="18"/>
+          <w:lang w:val="en-US" w:eastAsia="zh-CN"/>
+        </w:rPr>
+        <w:t>的</w:t>
+      </w:r>
+      <w:r>
+        <w:rPr>
+          <w:rFonts w:hint="eastAsia"/>
+          <w:sz w:val="18"/>
+          <w:szCs w:val="18"/>
+        </w:rPr>
+        <w:t>API</w:t>
+      </w:r>
+      <w:r>
+        <w:rPr>
+          <w:rFonts w:hint="eastAsia"/>
           <w:sz w:val="18"/>
           <w:szCs w:val="18"/>
           <w:lang w:eastAsia="zh-CN"/>
         </w:rPr>
-      </w:pPr>
-      <w:r>
-        <w:rPr>
-          <w:rFonts w:hint="eastAsia"/>
-          <w:sz w:val="18"/>
-          <w:szCs w:val="18"/>
-        </w:rPr>
-        <w:t xml:space="preserve">我选择使用 Meshy </w:t>
-      </w:r>
-      <w:r>
-        <w:rPr>
-          <w:rFonts w:hint="eastAsia"/>
-          <w:sz w:val="18"/>
-          <w:szCs w:val="18"/>
-          <w:lang w:val="en-US" w:eastAsia="zh-CN"/>
-        </w:rPr>
-        <w:t>的</w:t>
-      </w:r>
-      <w:r>
-        <w:rPr>
-          <w:rFonts w:hint="eastAsia"/>
-          <w:sz w:val="18"/>
-          <w:szCs w:val="18"/>
-        </w:rPr>
-        <w:t>API</w:t>
-      </w:r>
-      <w:r>
-        <w:rPr>
-          <w:rFonts w:hint="eastAsia"/>
-          <w:sz w:val="18"/>
-          <w:szCs w:val="18"/>
-          <w:lang w:eastAsia="zh-CN"/>
-        </w:rPr>
         <w:t>，</w:t>
       </w:r>
       <w:r>
@@ -191,132 +190,259 @@
           <w:sz w:val="18"/>
           <w:szCs w:val="18"/>
         </w:rPr>
-        <w:t>我对比了 Tripo、腾讯混元3D、Rodin、Meshy 和 Trellis 这几家主流服务商，基于以下几个方面的考虑：项目初期我使用过腾讯混元3D的服务，虽然其生成质量不错，但在模型格式支持上相对有限。相比之下，Meshy 提供了更全面的文件格式支持，包括 GLB、FBX、OBJ、USDZ 等多种格式，这使得生成的模型能够更好地适配不同的应用场景，无论是 Web 展示、游戏引擎还是 AR/VR 应用都能得到很好的支持。Meshy 提供了完整的 PBR（基于物理的渲染）贴图系统，包括基础色贴图、金属度贴图、法线贴图和粗糙度贴图。</w:t>
-      </w:r>
-      <w:r>
-        <w:rPr>
-          <w:rFonts w:hint="eastAsia"/>
-          <w:sz w:val="18"/>
-          <w:szCs w:val="18"/>
-          <w:lang w:val="en-US" w:eastAsia="zh-CN"/>
-        </w:rPr>
-        <w:t>另外</w:t>
-      </w:r>
-      <w:r>
-        <w:rPr>
-          <w:rFonts w:hint="eastAsia"/>
-          <w:sz w:val="18"/>
-          <w:szCs w:val="18"/>
-        </w:rPr>
-        <w:t>也有基于成本效益的考虑。Meshy 的计费模式更加灵活成本也更低一些，</w:t>
-      </w:r>
-      <w:r>
-        <w:rPr>
-          <w:rFonts w:hint="eastAsia"/>
-          <w:sz w:val="18"/>
-          <w:szCs w:val="18"/>
-          <w:lang w:val="en-US" w:eastAsia="zh-CN"/>
-        </w:rPr>
-        <w:t>而且</w:t>
-      </w:r>
-      <w:r>
-        <w:rPr>
-          <w:rFonts w:hint="eastAsia"/>
-          <w:sz w:val="18"/>
-          <w:szCs w:val="18"/>
-        </w:rPr>
-        <w:t>Meshy 提供了完善清晰的 API 文档。相比之下，Tripo虽然宣称生成速度快，但</w:t>
-      </w:r>
-      <w:r>
-        <w:rPr>
-          <w:rFonts w:hint="eastAsia"/>
-          <w:sz w:val="18"/>
-          <w:szCs w:val="18"/>
-          <w:lang w:val="en-US" w:eastAsia="zh-CN"/>
-        </w:rPr>
-        <w:t>我</w:t>
-      </w:r>
-      <w:r>
-        <w:rPr>
-          <w:rFonts w:hint="eastAsia"/>
-          <w:sz w:val="18"/>
-          <w:szCs w:val="18"/>
-        </w:rPr>
-        <w:t>实际测试</w:t>
-      </w:r>
-      <w:r>
-        <w:rPr>
-          <w:rFonts w:hint="eastAsia"/>
-          <w:sz w:val="18"/>
-          <w:szCs w:val="18"/>
-          <w:lang w:val="en-US" w:eastAsia="zh-CN"/>
-        </w:rPr>
-        <w:t>API</w:t>
-      </w:r>
-      <w:r>
-        <w:rPr>
-          <w:rFonts w:hint="eastAsia"/>
-          <w:sz w:val="18"/>
-          <w:szCs w:val="18"/>
-        </w:rPr>
-        <w:t>仍需要90秒左右</w:t>
-      </w:r>
-      <w:r>
-        <w:rPr>
-          <w:rFonts w:hint="eastAsia"/>
-          <w:sz w:val="18"/>
-          <w:szCs w:val="18"/>
-          <w:lang w:eastAsia="zh-CN"/>
-        </w:rPr>
-        <w:t>，</w:t>
-      </w:r>
-      <w:r>
-        <w:rPr>
-          <w:rFonts w:hint="eastAsia"/>
-          <w:sz w:val="18"/>
-          <w:szCs w:val="18"/>
-          <w:lang w:val="en-US" w:eastAsia="zh-CN"/>
-        </w:rPr>
-        <w:t>比起</w:t>
-      </w:r>
-      <w:r>
-        <w:rPr>
-          <w:rFonts w:hint="eastAsia"/>
-          <w:sz w:val="18"/>
-          <w:szCs w:val="18"/>
-        </w:rPr>
-        <w:t>Meshy</w:t>
-      </w:r>
-      <w:r>
-        <w:rPr>
-          <w:rFonts w:hint="eastAsia"/>
-          <w:sz w:val="18"/>
-          <w:szCs w:val="18"/>
-          <w:lang w:val="en-US" w:eastAsia="zh-CN"/>
-        </w:rPr>
-        <w:t>的话它不</w:t>
-      </w:r>
-      <w:r>
-        <w:rPr>
-          <w:rFonts w:hint="eastAsia"/>
-          <w:sz w:val="18"/>
-          <w:szCs w:val="18"/>
-        </w:rPr>
-        <w:t>支持 USDZ 格式。Trellis需要自行部署且对硬件要求较高。Rodin的服务刚推出不久，生态系统还不够完善。</w:t>
-      </w:r>
-    </w:p>
-    <w:p>
-      <w:pPr>
-        <w:rPr>
-          <w:rFonts w:hint="eastAsia"/>
-          <w:b/>
-          <w:bCs/>
-          <w:sz w:val="21"/>
-          <w:szCs w:val="21"/>
-        </w:rPr>
-      </w:pPr>
+        <w:t>我对比了 Tripo、腾讯混元3D、Rodin、Meshy 和 Trellis 这几家主流服务商，基于以下几个方面的考虑：</w:t>
+      </w:r>
       <w:bookmarkStart w:id="0" w:name="_GoBack"/>
       <w:bookmarkEnd w:id="0"/>
+    </w:p>
+    <w:p>
+      <w:pPr>
+        <w:ind w:firstLine="360" w:firstLineChars="200"/>
+        <w:rPr>
+          <w:rFonts w:hint="eastAsia"/>
+          <w:sz w:val="18"/>
+          <w:szCs w:val="18"/>
+        </w:rPr>
+      </w:pPr>
+      <w:r>
+        <w:rPr>
+          <w:rFonts w:hint="eastAsia"/>
+          <w:sz w:val="18"/>
+          <w:szCs w:val="18"/>
+        </w:rPr>
+        <w:t>项目初期我使用过腾讯混元3D的服务，虽然其生成质量不错，但在模型格式支持上相对有限。相比之下，Meshy 提供了更全面的文件格式支持，包括 GLB、FBX、OBJ、USDZ 等多种格式，这使得生成的模型能够更好地适配不同的应用场景，无论是 Web 展示、游戏引擎还是 AR/VR 应用都能得到很好的支持</w:t>
+      </w:r>
+      <w:r>
+        <w:rPr>
+          <w:rFonts w:hint="eastAsia"/>
+          <w:sz w:val="18"/>
+          <w:szCs w:val="18"/>
+          <w:lang w:eastAsia="zh-CN"/>
+        </w:rPr>
+        <w:t>，</w:t>
+      </w:r>
+      <w:r>
+        <w:rPr>
+          <w:rFonts w:hint="eastAsia"/>
+          <w:sz w:val="18"/>
+          <w:szCs w:val="18"/>
+          <w:lang w:val="en-US" w:eastAsia="zh-CN"/>
+        </w:rPr>
+        <w:t>因为我希望能面向更多类型的用户。而且</w:t>
+      </w:r>
+      <w:r>
+        <w:rPr>
+          <w:rFonts w:hint="eastAsia"/>
+          <w:sz w:val="18"/>
+          <w:szCs w:val="18"/>
+        </w:rPr>
+        <w:t>Meshy 提供了完整的 PBR（基于物理的渲染）贴图系统，包括基础色贴图、金属度贴图、法线贴图和粗糙度贴图。</w:t>
+      </w:r>
+      <w:r>
+        <w:rPr>
+          <w:rFonts w:hint="eastAsia"/>
+          <w:sz w:val="18"/>
+          <w:szCs w:val="18"/>
+          <w:lang w:val="en-US" w:eastAsia="zh-CN"/>
+        </w:rPr>
+        <w:t>另外</w:t>
+      </w:r>
+      <w:r>
+        <w:rPr>
+          <w:rFonts w:hint="eastAsia"/>
+          <w:sz w:val="18"/>
+          <w:szCs w:val="18"/>
+        </w:rPr>
+        <w:t>也有基于成本效益的考虑。Meshy 的计费模式更加灵活成本也更低一些，</w:t>
+      </w:r>
+      <w:r>
+        <w:rPr>
+          <w:rFonts w:hint="eastAsia"/>
+          <w:sz w:val="18"/>
+          <w:szCs w:val="18"/>
+          <w:lang w:val="en-US" w:eastAsia="zh-CN"/>
+        </w:rPr>
+        <w:t>而且</w:t>
+      </w:r>
+      <w:r>
+        <w:rPr>
+          <w:rFonts w:hint="eastAsia"/>
+          <w:sz w:val="18"/>
+          <w:szCs w:val="18"/>
+        </w:rPr>
+        <w:t>Meshy 提供了完善清晰的 API 文档。相比之下，Tripo虽然宣称生成速度快，但</w:t>
+      </w:r>
+      <w:r>
+        <w:rPr>
+          <w:rFonts w:hint="eastAsia"/>
+          <w:sz w:val="18"/>
+          <w:szCs w:val="18"/>
+          <w:lang w:val="en-US" w:eastAsia="zh-CN"/>
+        </w:rPr>
+        <w:t>我</w:t>
+      </w:r>
+      <w:r>
+        <w:rPr>
+          <w:rFonts w:hint="eastAsia"/>
+          <w:sz w:val="18"/>
+          <w:szCs w:val="18"/>
+        </w:rPr>
+        <w:t>实际测试</w:t>
+      </w:r>
+      <w:r>
+        <w:rPr>
+          <w:rFonts w:hint="eastAsia"/>
+          <w:sz w:val="18"/>
+          <w:szCs w:val="18"/>
+          <w:lang w:val="en-US" w:eastAsia="zh-CN"/>
+        </w:rPr>
+        <w:t>API</w:t>
+      </w:r>
+      <w:r>
+        <w:rPr>
+          <w:rFonts w:hint="eastAsia"/>
+          <w:sz w:val="18"/>
+          <w:szCs w:val="18"/>
+        </w:rPr>
+        <w:t>仍需要90秒左右</w:t>
+      </w:r>
+      <w:r>
+        <w:rPr>
+          <w:rFonts w:hint="eastAsia"/>
+          <w:sz w:val="18"/>
+          <w:szCs w:val="18"/>
+          <w:lang w:eastAsia="zh-CN"/>
+        </w:rPr>
+        <w:t>，</w:t>
+      </w:r>
+      <w:r>
+        <w:rPr>
+          <w:rFonts w:hint="eastAsia"/>
+          <w:sz w:val="18"/>
+          <w:szCs w:val="18"/>
+          <w:lang w:val="en-US" w:eastAsia="zh-CN"/>
+        </w:rPr>
+        <w:t>比起</w:t>
+      </w:r>
+      <w:r>
+        <w:rPr>
+          <w:rFonts w:hint="eastAsia"/>
+          <w:sz w:val="18"/>
+          <w:szCs w:val="18"/>
+        </w:rPr>
+        <w:t>Meshy</w:t>
+      </w:r>
+      <w:r>
+        <w:rPr>
+          <w:rFonts w:hint="eastAsia"/>
+          <w:sz w:val="18"/>
+          <w:szCs w:val="18"/>
+          <w:lang w:val="en-US" w:eastAsia="zh-CN"/>
+        </w:rPr>
+        <w:t>的话它不</w:t>
+      </w:r>
+      <w:r>
+        <w:rPr>
+          <w:rFonts w:hint="eastAsia"/>
+          <w:sz w:val="18"/>
+          <w:szCs w:val="18"/>
+        </w:rPr>
+        <w:t>支持 USDZ 格式。Trellis需要自行部署且对硬件要求较高。Rodin的服务刚推出不久，生态系统还不够完善。</w:t>
+      </w:r>
+    </w:p>
+    <w:p>
+      <w:pPr>
+        <w:ind w:firstLine="360" w:firstLineChars="200"/>
+        <w:rPr>
+          <w:rFonts w:hint="eastAsia"/>
+          <w:sz w:val="18"/>
+          <w:szCs w:val="18"/>
+          <w:lang w:eastAsia="zh-CN"/>
+        </w:rPr>
+      </w:pPr>
+      <w:r>
+        <w:rPr>
+          <w:rFonts w:hint="eastAsia"/>
+          <w:sz w:val="18"/>
+          <w:szCs w:val="18"/>
+          <w:lang w:val="en-US" w:eastAsia="zh-CN"/>
+        </w:rPr>
+        <w:t>另外</w:t>
+      </w:r>
+      <w:r>
+        <w:rPr>
+          <w:rFonts w:hint="eastAsia"/>
+          <w:sz w:val="18"/>
+          <w:szCs w:val="18"/>
+          <w:lang w:eastAsia="zh-CN"/>
+        </w:rPr>
+        <w:t>Meshy采用预览和精细化两阶段生成</w:t>
+      </w:r>
+      <w:r>
+        <w:rPr>
+          <w:rFonts w:hint="eastAsia"/>
+          <w:sz w:val="18"/>
+          <w:szCs w:val="18"/>
+          <w:lang w:val="en-US" w:eastAsia="zh-CN"/>
+        </w:rPr>
+        <w:t>3d模型</w:t>
+      </w:r>
+      <w:r>
+        <w:rPr>
+          <w:rFonts w:hint="eastAsia"/>
+          <w:sz w:val="18"/>
+          <w:szCs w:val="18"/>
+          <w:lang w:eastAsia="zh-CN"/>
+        </w:rPr>
+        <w:t>。在预览阶段可以快速生成基础模型，让用户预览整体效果并决定是否继续优化，在精细化阶段才会生成完整的PBR材质和高质量贴图。这种分阶段的方式不仅节省了资源,也给了用户</w:t>
+      </w:r>
+      <w:r>
+        <w:rPr>
+          <w:rFonts w:hint="eastAsia"/>
+          <w:sz w:val="18"/>
+          <w:szCs w:val="18"/>
+          <w:lang w:val="en-US" w:eastAsia="zh-CN"/>
+        </w:rPr>
+        <w:t>更高的可操作性</w:t>
+      </w:r>
+      <w:r>
+        <w:rPr>
+          <w:rFonts w:hint="eastAsia"/>
+          <w:sz w:val="18"/>
+          <w:szCs w:val="18"/>
+          <w:lang w:eastAsia="zh-CN"/>
+        </w:rPr>
+        <w:t>。而其他</w:t>
+      </w:r>
+      <w:r>
+        <w:rPr>
+          <w:rFonts w:hint="eastAsia"/>
+          <w:sz w:val="18"/>
+          <w:szCs w:val="18"/>
+          <w:lang w:val="en-US" w:eastAsia="zh-CN"/>
+        </w:rPr>
+        <w:t>公司</w:t>
+      </w:r>
+      <w:r>
+        <w:rPr>
+          <w:rFonts w:hint="eastAsia"/>
+          <w:sz w:val="18"/>
+          <w:szCs w:val="18"/>
+          <w:lang w:eastAsia="zh-CN"/>
+        </w:rPr>
+        <w:t>没有提供这么灵活的控制机制。</w:t>
+      </w:r>
+    </w:p>
+    <w:p>
+      <w:pPr>
+        <w:rPr>
+          <w:rFonts w:hint="eastAsia"/>
+          <w:b/>
+          <w:bCs/>
+          <w:sz w:val="21"/>
+          <w:szCs w:val="21"/>
+        </w:rPr>
+      </w:pPr>
     </w:p>
     <w:p>
       <w:pPr>

--- a/说明.docx
+++ b/说明.docx
@@ -192,25 +192,33 @@
         </w:rPr>
         <w:t>我对比了 Tripo、腾讯混元3D、Rodin、Meshy 和 Trellis 这几家主流服务商，基于以下几个方面的考虑：</w:t>
       </w:r>
+    </w:p>
+    <w:p>
+      <w:pPr>
+        <w:ind w:firstLine="360" w:firstLineChars="200"/>
+        <w:rPr>
+          <w:rFonts w:hint="eastAsia"/>
+          <w:sz w:val="18"/>
+          <w:szCs w:val="18"/>
+        </w:rPr>
+      </w:pPr>
+      <w:r>
+        <w:rPr>
+          <w:rFonts w:hint="eastAsia"/>
+          <w:sz w:val="18"/>
+          <w:szCs w:val="18"/>
+        </w:rPr>
+        <w:t>项目初期我使用过腾讯混元3D的服务，虽然其生成质量不错，但在模型格式支持上相对有限。相比之下，Meshy 提供了更全面的文件格式支持，包括 GLB、FB</w:t>
+      </w:r>
       <w:bookmarkStart w:id="0" w:name="_GoBack"/>
       <w:bookmarkEnd w:id="0"/>
-    </w:p>
-    <w:p>
-      <w:pPr>
-        <w:ind w:firstLine="360" w:firstLineChars="200"/>
-        <w:rPr>
-          <w:rFonts w:hint="eastAsia"/>
-          <w:sz w:val="18"/>
-          <w:szCs w:val="18"/>
-        </w:rPr>
-      </w:pPr>
-      <w:r>
-        <w:rPr>
-          <w:rFonts w:hint="eastAsia"/>
-          <w:sz w:val="18"/>
-          <w:szCs w:val="18"/>
-        </w:rPr>
-        <w:t>项目初期我使用过腾讯混元3D的服务，虽然其生成质量不错，但在模型格式支持上相对有限。相比之下，Meshy 提供了更全面的文件格式支持，包括 GLB、FBX、OBJ、USDZ 等多种格式，这使得生成的模型能够更好地适配不同的应用场景，无论是 Web 展示、游戏引擎还是 AR/VR 应用都能得到很好的支持</w:t>
+      <w:r>
+        <w:rPr>
+          <w:rFonts w:hint="eastAsia"/>
+          <w:sz w:val="18"/>
+          <w:szCs w:val="18"/>
+        </w:rPr>
+        <w:t>X、OBJ、USDZ 等多种格式，这使得生成的模型能够更好地适配不同的应用场景，无论是 Web 展示、游戏引擎还是 AR/VR 应用都能得到很好的支持</w:t>
       </w:r>
       <w:r>
         <w:rPr>
@@ -296,7 +304,7 @@
           <w:szCs w:val="18"/>
           <w:lang w:val="en-US" w:eastAsia="zh-CN"/>
         </w:rPr>
-        <w:t>API</w:t>
+        <w:t>文生模型API</w:t>
       </w:r>
       <w:r>
         <w:rPr>
